--- a/pr-preview/pr-309/linear-algebra-inner-products.docx
+++ b/pr-preview/pr-309/linear-algebra-inner-products.docx
@@ -15,7 +15,7 @@
         <w:pStyle w:val="Date"/>
       </w:pPr>
       <w:r>
-        <w:t xml:space="preserve">Last modified: 2026-10-15 02:50:52 (PDT)</w:t>
+        <w:t xml:space="preserve">Last modified: 2026-10-15 05:32:53 (PDT)</w:t>
       </w:r>
     </w:p>
     <w:bookmarkStart w:id="24" w:name="sec-inner-products"/>
@@ -1750,7 +1750,7 @@
         <w:t xml:space="preserve"> </w:t>
       </w:r>
       <w:r>
-        <w:t xml:space="preserve">An</w:t>
+        <w:t xml:space="preserve">A</w:t>
       </w:r>
       <w:r>
         <w:t xml:space="preserve"> </w:t>
@@ -1760,7 +1760,7 @@
           <w:b/>
           <w:bCs/>
         </w:rPr>
-        <w:t xml:space="preserve">inner product space</w:t>
+        <w:t xml:space="preserve">real inner product space</w:t>
       </w:r>
       <w:r>
         <w:t xml:space="preserve"> </w:t>
@@ -1778,22 +1778,9 @@
           </m:rPr>
           <m:t>(</m:t>
         </m:r>
-        <m:sSup>
-          <m:e>
-            <m:r>
-              <m:rPr>
-                <m:scr m:val="double-struck"/>
-                <m:sty m:val="p"/>
-              </m:rPr>
-              <m:t>R</m:t>
-            </m:r>
-          </m:e>
-          <m:sup>
-            <m:r>
-              <m:t>p</m:t>
-            </m:r>
-          </m:sup>
-        </m:sSup>
+        <m:r>
+          <m:t>V</m:t>
+        </m:r>
         <m:r>
           <m:rPr>
             <m:sty m:val="p"/>
@@ -1839,12 +1826,159 @@
         <w:t xml:space="preserve"> </w:t>
       </w:r>
       <w:r>
-        <w:t xml:space="preserve">of the space</w:t>
+        <w:t xml:space="preserve">of a real vector space</w:t>
       </w:r>
       <w:r>
         <w:t xml:space="preserve"> </w:t>
       </w:r>
       <m:oMath>
+        <m:r>
+          <m:t>V</m:t>
+        </m:r>
+      </m:oMath>
+      <w:r>
+        <w:t xml:space="preserve"> </w:t>
+      </w:r>
+      <w:r>
+        <w:t xml:space="preserve">and an inner product</w:t>
+      </w:r>
+      <w:r>
+        <w:t xml:space="preserve"> </w:t>
+      </w:r>
+      <m:oMath>
+        <m:d>
+          <m:dPr>
+            <m:begChr m:val="⟨"/>
+            <m:sepChr m:val=""/>
+            <m:endChr m:val="⟩"/>
+            <m:grow/>
+          </m:dPr>
+          <m:e>
+            <m:r>
+              <m:rPr>
+                <m:sty m:val="p"/>
+              </m:rPr>
+              <m:t>⋅</m:t>
+            </m:r>
+            <m:r>
+              <m:rPr>
+                <m:sty m:val="p"/>
+              </m:rPr>
+              <m:t>,</m:t>
+            </m:r>
+            <m:r>
+              <m:rPr>
+                <m:sty m:val="p"/>
+              </m:rPr>
+              <m:t>⋅</m:t>
+            </m:r>
+          </m:e>
+        </m:d>
+      </m:oMath>
+      <w:r>
+        <w:t xml:space="preserve"> </w:t>
+      </w:r>
+      <w:r>
+        <w:t xml:space="preserve">on it,</w:t>
+      </w:r>
+      <w:r>
+        <w:t xml:space="preserve"> </w:t>
+      </w:r>
+      <w:r>
+        <w:t xml:space="preserve">a function with the four properties of</w:t>
+      </w:r>
+      <w:r>
+        <w:t xml:space="preserve"> </w:t>
+      </w:r>
+      <w:hyperlink w:anchor="def-inner-product">
+        <w:r>
+          <w:rPr>
+            <w:rStyle w:val="Hyperlink"/>
+          </w:rPr>
+          <w:t xml:space="preserve">Definition 1</w:t>
+        </w:r>
+      </w:hyperlink>
+      <w:r>
+        <w:t xml:space="preserve">.</w:t>
+      </w:r>
+      <w:r>
+        <w:t xml:space="preserve"> </w:t>
+      </w:r>
+      <w:r>
+        <w:t xml:space="preserve">We say that</w:t>
+      </w:r>
+      <w:r>
+        <w:t xml:space="preserve"> </w:t>
+      </w:r>
+      <m:oMath>
+        <m:r>
+          <m:t>V</m:t>
+        </m:r>
+      </m:oMath>
+      <w:r>
+        <w:t xml:space="preserve"> </w:t>
+      </w:r>
+      <w:r>
+        <w:t xml:space="preserve">is</w:t>
+      </w:r>
+      <w:r>
+        <w:t xml:space="preserve"> </w:t>
+      </w:r>
+      <w:r>
+        <w:rPr>
+          <w:b/>
+          <w:bCs/>
+        </w:rPr>
+        <w:t xml:space="preserve">equipped with</w:t>
+      </w:r>
+      <w:r>
+        <w:t xml:space="preserve"> </w:t>
+      </w:r>
+      <w:r>
+        <w:t xml:space="preserve">that inner product:</w:t>
+      </w:r>
+      <w:r>
+        <w:t xml:space="preserve"> </w:t>
+      </w:r>
+      <w:r>
+        <w:t xml:space="preserve">the inner product is part of the data of the space,</w:t>
+      </w:r>
+      <w:r>
+        <w:t xml:space="preserve"> </w:t>
+      </w:r>
+      <w:r>
+        <w:t xml:space="preserve">so the same set of vectors with a different inner product is a different inner product space.</w:t>
+      </w:r>
+      <w:r>
+        <w:t xml:space="preserve"> </w:t>
+      </w:r>
+      <w:hyperlink w:anchor="def-inner-product">
+        <w:r>
+          <w:rPr>
+            <w:rStyle w:val="Hyperlink"/>
+          </w:rPr>
+          <w:t xml:space="preserve">Definition 1</w:t>
+        </w:r>
+      </w:hyperlink>
+      <w:r>
+        <w:t xml:space="preserve"> </w:t>
+      </w:r>
+      <w:r>
+        <w:t xml:space="preserve">states the properties for</w:t>
+      </w:r>
+      <w:r>
+        <w:t xml:space="preserve"> </w:t>
+      </w:r>
+      <m:oMath>
+        <m:r>
+          <m:t>V</m:t>
+        </m:r>
+        <m:r>
+          <m:rPr>
+            <m:sty m:val="p"/>
+          </m:rPr>
+          <m:t>=</m:t>
+        </m:r>
         <m:sSup>
           <m:e>
             <m:r>
@@ -1877,124 +2011,19 @@
         </w:r>
       </w:hyperlink>
       <w:r>
-        <w:t xml:space="preserve">)</w:t>
-      </w:r>
-      <w:r>
-        <w:t xml:space="preserve"> </w:t>
-      </w:r>
-      <w:r>
-        <w:t xml:space="preserve">and an inner product</w:t>
-      </w:r>
-      <w:r>
-        <w:t xml:space="preserve"> </w:t>
-      </w:r>
-      <m:oMath>
-        <m:d>
-          <m:dPr>
-            <m:begChr m:val="⟨"/>
-            <m:sepChr m:val=""/>
-            <m:endChr m:val="⟩"/>
-            <m:grow/>
-          </m:dPr>
-          <m:e>
-            <m:r>
-              <m:rPr>
-                <m:sty m:val="p"/>
-              </m:rPr>
-              <m:t>⋅</m:t>
-            </m:r>
-            <m:r>
-              <m:rPr>
-                <m:sty m:val="p"/>
-              </m:rPr>
-              <m:t>,</m:t>
-            </m:r>
-            <m:r>
-              <m:rPr>
-                <m:sty m:val="p"/>
-              </m:rPr>
-              <m:t>⋅</m:t>
-            </m:r>
-          </m:e>
-        </m:d>
-      </m:oMath>
-      <w:r>
-        <w:t xml:space="preserve"> </w:t>
-      </w:r>
-      <w:r>
-        <w:t xml:space="preserve">on it (</w:t>
-      </w:r>
-      <w:hyperlink w:anchor="def-inner-product">
-        <w:r>
-          <w:rPr>
-            <w:rStyle w:val="Hyperlink"/>
-          </w:rPr>
-          <w:t xml:space="preserve">Definition 1</w:t>
-        </w:r>
-      </w:hyperlink>
-      <w:r>
-        <w:t xml:space="preserve">).</w:t>
-      </w:r>
-      <w:r>
-        <w:t xml:space="preserve"> </w:t>
-      </w:r>
-      <w:r>
-        <w:t xml:space="preserve">We say that</w:t>
-      </w:r>
-      <w:r>
-        <w:t xml:space="preserve"> </w:t>
-      </w:r>
-      <m:oMath>
-        <m:sSup>
-          <m:e>
-            <m:r>
-              <m:rPr>
-                <m:scr m:val="double-struck"/>
-                <m:sty m:val="p"/>
-              </m:rPr>
-              <m:t>R</m:t>
-            </m:r>
-          </m:e>
-          <m:sup>
-            <m:r>
-              <m:t>p</m:t>
-            </m:r>
-          </m:sup>
-        </m:sSup>
-      </m:oMath>
-      <w:r>
-        <w:t xml:space="preserve"> </w:t>
-      </w:r>
-      <w:r>
-        <w:t xml:space="preserve">is</w:t>
-      </w:r>
-      <w:r>
-        <w:t xml:space="preserve"> </w:t>
-      </w:r>
-      <w:r>
-        <w:rPr>
-          <w:b/>
-          <w:bCs/>
-        </w:rPr>
-        <w:t xml:space="preserve">equipped with</w:t>
-      </w:r>
-      <w:r>
-        <w:t xml:space="preserve"> </w:t>
-      </w:r>
-      <w:r>
-        <w:t xml:space="preserve">that inner product:</w:t>
-      </w:r>
-      <w:r>
-        <w:t xml:space="preserve"> </w:t>
-      </w:r>
-      <w:r>
-        <w:t xml:space="preserve">the inner product is part of the data of the space,</w:t>
-      </w:r>
-      <w:r>
-        <w:t xml:space="preserve"> </w:t>
-      </w:r>
-      <w:r>
-        <w:t xml:space="preserve">so the same set of vectors with a different inner product is a different inner product space.</w:t>
+        <w:t xml:space="preserve">),</w:t>
+      </w:r>
+      <w:r>
+        <w:t xml:space="preserve"> </w:t>
+      </w:r>
+      <w:r>
+        <w:t xml:space="preserve">and the same four properties define an inner product on other real vector spaces,</w:t>
+      </w:r>
+      <w:r>
+        <w:t xml:space="preserve"> </w:t>
+      </w:r>
+      <w:r>
+        <w:t xml:space="preserve">such as spaces of matrices or functions.</w:t>
       </w:r>
     </w:p>
     <w:bookmarkEnd w:id="15"/>
@@ -8744,7 +8773,7 @@
     </w:p>
     <w:bookmarkEnd w:id="23"/>
     <w:bookmarkEnd w:id="24"/>
-    <w:bookmarkStart w:id="63" w:name="sec-cauchy-schwarz"/>
+    <w:bookmarkStart w:id="64" w:name="sec-cauchy-schwarz"/>
     <w:p>
       <w:pPr>
         <w:pStyle w:val="Heading2"/>
@@ -36628,7 +36657,478 @@
       </m:oMathPara>
     </w:p>
     <w:bookmarkEnd w:id="59"/>
-    <w:bookmarkStart w:id="61" w:name="thm-pearson-cosine-centered"/>
+    <w:bookmarkStart w:id="60" w:name="cor-cosine-similarity-unit-vectors"/>
+    <w:p>
+      <w:pPr>
+        <w:pStyle w:val="FirstParagraph"/>
+      </w:pPr>
+      <w:r>
+        <w:rPr>
+          <w:b/>
+          <w:bCs/>
+        </w:rPr>
+        <w:t xml:space="preserve">Corollary 3 (Cosine similarity of unit vectors is their inner product)</w:t>
+      </w:r>
+      <w:r>
+        <w:t xml:space="preserve"> </w:t>
+      </w:r>
+      <w:r>
+        <w:t xml:space="preserve">In a real inner product space (</w:t>
+      </w:r>
+      <w:hyperlink w:anchor="def-inner-product-space">
+        <w:r>
+          <w:rPr>
+            <w:rStyle w:val="Hyperlink"/>
+          </w:rPr>
+          <w:t xml:space="preserve">Definition 2</w:t>
+        </w:r>
+      </w:hyperlink>
+      <w:r>
+        <w:t xml:space="preserve">),</w:t>
+      </w:r>
+      <w:r>
+        <w:t xml:space="preserve"> </w:t>
+      </w:r>
+      <w:r>
+        <w:t xml:space="preserve">for all vectors</w:t>
+      </w:r>
+      <w:r>
+        <w:t xml:space="preserve"> </w:t>
+      </w:r>
+      <m:oMath>
+        <m:acc>
+          <m:accPr>
+            <m:chr m:val="̃"/>
+          </m:accPr>
+          <m:e>
+            <m:r>
+              <m:t>x</m:t>
+            </m:r>
+          </m:e>
+        </m:acc>
+      </m:oMath>
+      <w:r>
+        <w:t xml:space="preserve"> </w:t>
+      </w:r>
+      <w:r>
+        <w:t xml:space="preserve">and</w:t>
+      </w:r>
+      <w:r>
+        <w:t xml:space="preserve"> </w:t>
+      </w:r>
+      <m:oMath>
+        <m:acc>
+          <m:accPr>
+            <m:chr m:val="̃"/>
+          </m:accPr>
+          <m:e>
+            <m:r>
+              <m:t>y</m:t>
+            </m:r>
+          </m:e>
+        </m:acc>
+      </m:oMath>
+      <w:r>
+        <w:t xml:space="preserve"> </w:t>
+      </w:r>
+      <w:r>
+        <w:t xml:space="preserve">with</w:t>
+      </w:r>
+      <w:r>
+        <w:t xml:space="preserve"> </w:t>
+      </w:r>
+      <m:oMath>
+        <m:r>
+          <m:t>​</m:t>
+        </m:r>
+        <m:d>
+          <m:dPr>
+            <m:begChr m:val="∥"/>
+            <m:sepChr m:val=""/>
+            <m:endChr m:val="∥"/>
+            <m:grow/>
+          </m:dPr>
+          <m:e>
+            <m:acc>
+              <m:accPr>
+                <m:chr m:val="̃"/>
+              </m:accPr>
+              <m:e>
+                <m:r>
+                  <m:t>x</m:t>
+                </m:r>
+              </m:e>
+            </m:acc>
+          </m:e>
+        </m:d>
+        <m:r>
+          <m:t>​</m:t>
+        </m:r>
+        <m:r>
+          <m:rPr>
+            <m:sty m:val="p"/>
+          </m:rPr>
+          <m:t>=</m:t>
+        </m:r>
+        <m:r>
+          <m:t>​</m:t>
+        </m:r>
+        <m:d>
+          <m:dPr>
+            <m:begChr m:val="∥"/>
+            <m:sepChr m:val=""/>
+            <m:endChr m:val="∥"/>
+            <m:grow/>
+          </m:dPr>
+          <m:e>
+            <m:acc>
+              <m:accPr>
+                <m:chr m:val="̃"/>
+              </m:accPr>
+              <m:e>
+                <m:r>
+                  <m:t>y</m:t>
+                </m:r>
+              </m:e>
+            </m:acc>
+          </m:e>
+        </m:d>
+        <m:r>
+          <m:t>​</m:t>
+        </m:r>
+        <m:r>
+          <m:rPr>
+            <m:sty m:val="p"/>
+          </m:rPr>
+          <m:t>=</m:t>
+        </m:r>
+        <m:r>
+          <m:t>1</m:t>
+        </m:r>
+      </m:oMath>
+      <w:r>
+        <w:t xml:space="preserve">,</w:t>
+      </w:r>
+    </w:p>
+    <w:p>
+      <w:pPr>
+        <w:pStyle w:val="BodyText"/>
+      </w:pPr>
+      <m:oMathPara>
+        <m:oMathParaPr>
+          <m:jc m:val="center"/>
+        </m:oMathParaPr>
+        <m:oMath>
+          <m:r>
+            <m:rPr>
+              <m:sty m:val="p"/>
+            </m:rPr>
+            <m:t>cossim</m:t>
+          </m:r>
+          <m:r>
+            <m:rPr>
+              <m:sty m:val="p"/>
+            </m:rPr>
+            <m:t>(</m:t>
+          </m:r>
+          <m:acc>
+            <m:accPr>
+              <m:chr m:val="̃"/>
+            </m:accPr>
+            <m:e>
+              <m:r>
+                <m:t>x</m:t>
+              </m:r>
+            </m:e>
+          </m:acc>
+          <m:r>
+            <m:rPr>
+              <m:sty m:val="p"/>
+            </m:rPr>
+            <m:t>,</m:t>
+          </m:r>
+          <m:acc>
+            <m:accPr>
+              <m:chr m:val="̃"/>
+            </m:accPr>
+            <m:e>
+              <m:r>
+                <m:t>y</m:t>
+              </m:r>
+            </m:e>
+          </m:acc>
+          <m:r>
+            <m:rPr>
+              <m:sty m:val="p"/>
+            </m:rPr>
+            <m:t>)</m:t>
+          </m:r>
+          <m:r>
+            <m:rPr>
+              <m:sty m:val="p"/>
+            </m:rPr>
+            <m:t>=</m:t>
+          </m:r>
+          <m:d>
+            <m:dPr>
+              <m:begChr m:val="⟨"/>
+              <m:sepChr m:val=""/>
+              <m:endChr m:val="⟩"/>
+              <m:grow/>
+            </m:dPr>
+            <m:e>
+              <m:acc>
+                <m:accPr>
+                  <m:chr m:val="̃"/>
+                </m:accPr>
+                <m:e>
+                  <m:r>
+                    <m:t>x</m:t>
+                  </m:r>
+                </m:e>
+              </m:acc>
+              <m:r>
+                <m:rPr>
+                  <m:sty m:val="p"/>
+                </m:rPr>
+                <m:t>,</m:t>
+              </m:r>
+              <m:acc>
+                <m:accPr>
+                  <m:chr m:val="̃"/>
+                </m:accPr>
+                <m:e>
+                  <m:r>
+                    <m:t>y</m:t>
+                  </m:r>
+                </m:e>
+              </m:acc>
+            </m:e>
+          </m:d>
+          <m:r>
+            <m:rPr>
+              <m:sty m:val="p"/>
+            </m:rPr>
+            <m:t>.</m:t>
+          </m:r>
+        </m:oMath>
+      </m:oMathPara>
+    </w:p>
+    <w:bookmarkEnd w:id="60"/>
+    <w:p>
+      <w:pPr>
+        <w:pStyle w:val="FirstParagraph"/>
+      </w:pPr>
+      <w:r>
+        <w:rPr>
+          <w:i/>
+          <w:iCs/>
+        </w:rPr>
+        <w:t xml:space="preserve">Proof</w:t>
+      </w:r>
+      <w:r>
+        <w:t xml:space="preserve">. </w:t>
+      </w:r>
+      <w:r>
+        <w:t xml:space="preserve">Both norms in the denominator of</w:t>
+      </w:r>
+      <w:r>
+        <w:t xml:space="preserve"> </w:t>
+      </w:r>
+      <w:hyperlink w:anchor="X64c41f557e7f698c947bb0d906d626137043d1e">
+        <w:r>
+          <w:rPr>
+            <w:rStyle w:val="Hyperlink"/>
+          </w:rPr>
+          <w:t xml:space="preserve">Definition 9</w:t>
+        </w:r>
+      </w:hyperlink>
+      <w:r>
+        <w:t xml:space="preserve"> </w:t>
+      </w:r>
+      <w:r>
+        <w:t xml:space="preserve">equal</w:t>
+      </w:r>
+      <w:r>
+        <w:t xml:space="preserve"> </w:t>
+      </w:r>
+      <m:oMath>
+        <m:r>
+          <m:t>1</m:t>
+        </m:r>
+      </m:oMath>
+      <w:r>
+        <w:t xml:space="preserve">, so</w:t>
+      </w:r>
+    </w:p>
+    <w:p>
+      <w:pPr>
+        <w:pStyle w:val="BodyText"/>
+      </w:pPr>
+      <m:oMathPara>
+        <m:oMathParaPr>
+          <m:jc m:val="center"/>
+        </m:oMathParaPr>
+        <m:oMath>
+          <m:r>
+            <m:rPr>
+              <m:sty m:val="p"/>
+            </m:rPr>
+            <m:t>cossim</m:t>
+          </m:r>
+          <m:r>
+            <m:rPr>
+              <m:sty m:val="p"/>
+            </m:rPr>
+            <m:t>(</m:t>
+          </m:r>
+          <m:acc>
+            <m:accPr>
+              <m:chr m:val="̃"/>
+            </m:accPr>
+            <m:e>
+              <m:r>
+                <m:t>x</m:t>
+              </m:r>
+            </m:e>
+          </m:acc>
+          <m:r>
+            <m:rPr>
+              <m:sty m:val="p"/>
+            </m:rPr>
+            <m:t>,</m:t>
+          </m:r>
+          <m:acc>
+            <m:accPr>
+              <m:chr m:val="̃"/>
+            </m:accPr>
+            <m:e>
+              <m:r>
+                <m:t>y</m:t>
+              </m:r>
+            </m:e>
+          </m:acc>
+          <m:r>
+            <m:rPr>
+              <m:sty m:val="p"/>
+            </m:rPr>
+            <m:t>)</m:t>
+          </m:r>
+          <m:r>
+            <m:rPr>
+              <m:sty m:val="p"/>
+            </m:rPr>
+            <m:t>=</m:t>
+          </m:r>
+          <m:f>
+            <m:fPr>
+              <m:type m:val="bar"/>
+            </m:fPr>
+            <m:num>
+              <m:d>
+                <m:dPr>
+                  <m:begChr m:val="⟨"/>
+                  <m:sepChr m:val=""/>
+                  <m:endChr m:val="⟩"/>
+                  <m:grow/>
+                </m:dPr>
+                <m:e>
+                  <m:acc>
+                    <m:accPr>
+                      <m:chr m:val="̃"/>
+                    </m:accPr>
+                    <m:e>
+                      <m:r>
+                        <m:t>x</m:t>
+                      </m:r>
+                    </m:e>
+                  </m:acc>
+                  <m:r>
+                    <m:rPr>
+                      <m:sty m:val="p"/>
+                    </m:rPr>
+                    <m:t>,</m:t>
+                  </m:r>
+                  <m:acc>
+                    <m:accPr>
+                      <m:chr m:val="̃"/>
+                    </m:accPr>
+                    <m:e>
+                      <m:r>
+                        <m:t>y</m:t>
+                      </m:r>
+                    </m:e>
+                  </m:acc>
+                </m:e>
+              </m:d>
+            </m:num>
+            <m:den>
+              <m:r>
+                <m:t>1</m:t>
+              </m:r>
+              <m:r>
+                <m:rPr>
+                  <m:sty m:val="p"/>
+                </m:rPr>
+                <m:t>⋅</m:t>
+              </m:r>
+              <m:r>
+                <m:t>1</m:t>
+              </m:r>
+            </m:den>
+          </m:f>
+          <m:r>
+            <m:rPr>
+              <m:sty m:val="p"/>
+            </m:rPr>
+            <m:t>=</m:t>
+          </m:r>
+          <m:d>
+            <m:dPr>
+              <m:begChr m:val="⟨"/>
+              <m:sepChr m:val=""/>
+              <m:endChr m:val="⟩"/>
+              <m:grow/>
+            </m:dPr>
+            <m:e>
+              <m:acc>
+                <m:accPr>
+                  <m:chr m:val="̃"/>
+                </m:accPr>
+                <m:e>
+                  <m:r>
+                    <m:t>x</m:t>
+                  </m:r>
+                </m:e>
+              </m:acc>
+              <m:r>
+                <m:rPr>
+                  <m:sty m:val="p"/>
+                </m:rPr>
+                <m:t>,</m:t>
+              </m:r>
+              <m:acc>
+                <m:accPr>
+                  <m:chr m:val="̃"/>
+                </m:accPr>
+                <m:e>
+                  <m:r>
+                    <m:t>y</m:t>
+                  </m:r>
+                </m:e>
+              </m:acc>
+            </m:e>
+          </m:d>
+          <m:r>
+            <m:rPr>
+              <m:sty m:val="p"/>
+            </m:rPr>
+            <m:t>.</m:t>
+          </m:r>
+        </m:oMath>
+      </m:oMathPara>
+    </w:p>
+    <w:bookmarkStart w:id="62" w:name="thm-pearson-cosine-centered"/>
     <w:p>
       <w:pPr>
         <w:pStyle w:val="FirstParagraph"/>
@@ -37051,7 +37551,7 @@
       <w:r>
         <w:t xml:space="preserve"> </w:t>
       </w:r>
-      <w:hyperlink r:id="rId60">
+      <w:hyperlink r:id="rId61">
         <w:r>
           <w:rPr>
             <w:rStyle w:val="Hyperlink"/>
@@ -37237,7 +37737,7 @@
         </m:oMath>
       </m:oMathPara>
     </w:p>
-    <w:bookmarkEnd w:id="61"/>
+    <w:bookmarkEnd w:id="62"/>
     <w:p>
       <w:pPr>
         <w:pStyle w:val="FirstParagraph"/>
@@ -37943,7 +38443,7 @@
         <w:t xml:space="preserve">.</w:t>
       </w:r>
     </w:p>
-    <w:bookmarkStart w:id="62" w:name="exm-pearson-cosine-centered"/>
+    <w:bookmarkStart w:id="63" w:name="exm-pearson-cosine-centered"/>
     <w:p>
       <w:pPr>
         <w:pStyle w:val="BodyText"/>
@@ -38839,9 +39339,9 @@
         <w:t xml:space="preserve">mostly because both vectors have positive entries and the same mean, not because they move together.</w:t>
       </w:r>
     </w:p>
-    <w:bookmarkEnd w:id="62"/>
     <w:bookmarkEnd w:id="63"/>
-    <w:bookmarkStart w:id="95" w:name="sec-gram-schmidt"/>
+    <w:bookmarkEnd w:id="64"/>
+    <w:bookmarkStart w:id="96" w:name="sec-gram-schmidt"/>
     <w:p>
       <w:pPr>
         <w:pStyle w:val="Heading2"/>
@@ -38891,12 +39391,12 @@
                 <wp:inline>
                   <wp:extent cx="152400" cy="152400"/>
                   <wp:effectExtent b="0" l="0" r="0" t="0"/>
-                  <wp:docPr descr="" title="" id="64" name="Picture"/>
+                  <wp:docPr descr="" title="" id="65" name="Picture"/>
                   <a:graphic>
                     <a:graphicData uri="http://schemas.openxmlformats.org/drawingml/2006/picture">
                       <pic:pic>
                         <pic:nvPicPr>
-                          <pic:cNvPr descr="/opt/quarto/share/formats/docx/note.png" id="65" name="Picture"/>
+                          <pic:cNvPr descr="/opt/quarto/share/formats/docx/note.png" id="66" name="Picture"/>
                           <pic:cNvPicPr>
                             <a:picLocks noChangeArrowheads="1" noChangeAspect="1"/>
                           </pic:cNvPicPr>
@@ -39027,7 +39527,7 @@
         </w:tc>
       </w:tr>
     </w:tbl>
-    <w:bookmarkStart w:id="66" w:name="thm-dot-linear-sum"/>
+    <w:bookmarkStart w:id="67" w:name="thm-dot-linear-sum"/>
     <w:p>
       <w:pPr>
         <w:pStyle w:val="BodyText"/>
@@ -39428,7 +39928,7 @@
         </m:oMath>
       </m:oMathPara>
     </w:p>
-    <w:bookmarkEnd w:id="66"/>
+    <w:bookmarkEnd w:id="67"/>
     <w:p>
       <w:pPr>
         <w:pStyle w:val="FirstParagraph"/>
@@ -40426,7 +40926,7 @@
         </m:oMath>
       </m:oMathPara>
     </w:p>
-    <w:bookmarkStart w:id="67" w:name="exm-dot-linear-sum"/>
+    <w:bookmarkStart w:id="68" w:name="exm-dot-linear-sum"/>
     <w:p>
       <w:pPr>
         <w:pStyle w:val="FirstParagraph"/>
@@ -40895,8 +41395,8 @@
         <w:t xml:space="preserve">, the same number.</w:t>
       </w:r>
     </w:p>
-    <w:bookmarkEnd w:id="67"/>
-    <w:bookmarkStart w:id="69" w:name="thm-orthonormal-independent"/>
+    <w:bookmarkEnd w:id="68"/>
+    <w:bookmarkStart w:id="70" w:name="thm-orthonormal-independent"/>
     <w:p>
       <w:pPr>
         <w:pStyle w:val="BodyText"/>
@@ -40981,7 +41481,7 @@
       <w:r>
         <w:t xml:space="preserve">are orthonormal (</w:t>
       </w:r>
-      <w:hyperlink r:id="rId68">
+      <w:hyperlink r:id="rId69">
         <w:r>
           <w:rPr>
             <w:rStyle w:val="Hyperlink"/>
@@ -41010,7 +41510,7 @@
         <w:t xml:space="preserve">).</w:t>
       </w:r>
     </w:p>
-    <w:bookmarkEnd w:id="69"/>
+    <w:bookmarkEnd w:id="70"/>
     <w:p>
       <w:pPr>
         <w:pStyle w:val="BodyText"/>
@@ -41676,7 +42176,7 @@
         <w:t xml:space="preserve">.</w:t>
       </w:r>
     </w:p>
-    <w:bookmarkStart w:id="70" w:name="exm-orthonormal-independent"/>
+    <w:bookmarkStart w:id="71" w:name="exm-orthonormal-independent"/>
     <w:p>
       <w:pPr>
         <w:pStyle w:val="BodyText"/>
@@ -43053,8 +43553,8 @@
         <w:t xml:space="preserve">.</w:t>
       </w:r>
     </w:p>
-    <w:bookmarkEnd w:id="70"/>
-    <w:bookmarkStart w:id="72" w:name="def-orthonormal-basis"/>
+    <w:bookmarkEnd w:id="71"/>
+    <w:bookmarkStart w:id="73" w:name="def-orthonormal-basis"/>
     <w:p>
       <w:pPr>
         <w:pStyle w:val="BodyText"/>
@@ -43151,7 +43651,7 @@
       <w:r>
         <w:t xml:space="preserve">(</w:t>
       </w:r>
-      <w:hyperlink r:id="rId71">
+      <w:hyperlink r:id="rId72">
         <w:r>
           <w:rPr>
             <w:rStyle w:val="Hyperlink"/>
@@ -43168,7 +43668,7 @@
       <w:r>
         <w:t xml:space="preserve">whose vectors are orthonormal (</w:t>
       </w:r>
-      <w:hyperlink r:id="rId68">
+      <w:hyperlink r:id="rId69">
         <w:r>
           <w:rPr>
             <w:rStyle w:val="Hyperlink"/>
@@ -43180,8 +43680,8 @@
         <w:t xml:space="preserve">).</w:t>
       </w:r>
     </w:p>
-    <w:bookmarkEnd w:id="72"/>
-    <w:bookmarkStart w:id="76" w:name="exm-orthonormal-basis"/>
+    <w:bookmarkEnd w:id="73"/>
+    <w:bookmarkStart w:id="77" w:name="exm-orthonormal-basis"/>
     <w:p>
       <w:pPr>
         <w:pStyle w:val="BodyText"/>
@@ -43362,7 +43862,7 @@
       <w:r>
         <w:t xml:space="preserve">(</w:t>
       </w:r>
-      <w:hyperlink r:id="rId73">
+      <w:hyperlink r:id="rId74">
         <w:r>
           <w:rPr>
             <w:rStyle w:val="Hyperlink"/>
@@ -43488,7 +43988,7 @@
       <w:r>
         <w:t xml:space="preserve">so they are a basis of their span (</w:t>
       </w:r>
-      <w:hyperlink r:id="rId71">
+      <w:hyperlink r:id="rId72">
         <w:r>
           <w:rPr>
             <w:rStyle w:val="Hyperlink"/>
@@ -43519,7 +44019,7 @@
       <w:r>
         <w:t xml:space="preserve">(</w:t>
       </w:r>
-      <w:hyperlink r:id="rId74">
+      <w:hyperlink r:id="rId75">
         <w:r>
           <w:rPr>
             <w:rStyle w:val="Hyperlink"/>
@@ -43563,7 +44063,7 @@
       <w:r>
         <w:t xml:space="preserve">(</w:t>
       </w:r>
-      <w:hyperlink r:id="rId75">
+      <w:hyperlink r:id="rId76">
         <w:r>
           <w:rPr>
             <w:rStyle w:val="Hyperlink"/>
@@ -43577,7 +44077,7 @@
       <w:r>
         <w:t xml:space="preserve"> </w:t>
       </w:r>
-      <w:hyperlink r:id="rId73">
+      <w:hyperlink r:id="rId74">
         <w:r>
           <w:rPr>
             <w:rStyle w:val="Hyperlink"/>
@@ -43622,8 +44122,8 @@
         <w:t xml:space="preserve">too.</w:t>
       </w:r>
     </w:p>
-    <w:bookmarkEnd w:id="76"/>
-    <w:bookmarkStart w:id="79" w:name="exm-not-orthonormal-basis"/>
+    <w:bookmarkEnd w:id="77"/>
+    <w:bookmarkStart w:id="80" w:name="exm-not-orthonormal-basis"/>
     <w:p>
       <w:pPr>
         <w:pStyle w:val="FirstParagraph"/>
@@ -43739,7 +44239,7 @@
       <w:r>
         <w:t xml:space="preserve">(</w:t>
       </w:r>
-      <w:hyperlink r:id="rId77">
+      <w:hyperlink r:id="rId78">
         <w:r>
           <w:rPr>
             <w:rStyle w:val="Hyperlink"/>
@@ -43969,7 +44469,7 @@
       <w:r>
         <w:t xml:space="preserve">(</w:t>
       </w:r>
-      <w:hyperlink r:id="rId78">
+      <w:hyperlink r:id="rId79">
         <w:r>
           <w:rPr>
             <w:rStyle w:val="Hyperlink"/>
@@ -44028,8 +44528,8 @@
         <w:t xml:space="preserve">.</w:t>
       </w:r>
     </w:p>
-    <w:bookmarkEnd w:id="79"/>
-    <w:bookmarkStart w:id="80" w:name="thm-orthonormal-expansion"/>
+    <w:bookmarkEnd w:id="80"/>
+    <w:bookmarkStart w:id="81" w:name="thm-orthonormal-expansion"/>
     <w:p>
       <w:pPr>
         <w:pStyle w:val="FirstParagraph"/>
@@ -44310,7 +44810,7 @@
         </m:oMath>
       </m:oMathPara>
     </w:p>
-    <w:bookmarkEnd w:id="80"/>
+    <w:bookmarkEnd w:id="81"/>
     <w:p>
       <w:pPr>
         <w:pStyle w:val="FirstParagraph"/>
@@ -44916,7 +45416,7 @@
         <w:t xml:space="preserve">.</w:t>
       </w:r>
     </w:p>
-    <w:bookmarkStart w:id="81" w:name="exm-orthonormal-expansion"/>
+    <w:bookmarkStart w:id="82" w:name="exm-orthonormal-expansion"/>
     <w:p>
       <w:pPr>
         <w:pStyle w:val="BodyText"/>
@@ -46156,8 +46656,8 @@
         <w:t xml:space="preserve">says.</w:t>
       </w:r>
     </w:p>
-    <w:bookmarkEnd w:id="81"/>
-    <w:bookmarkStart w:id="82" w:name="def-gram-schmidt"/>
+    <w:bookmarkEnd w:id="82"/>
+    <w:bookmarkStart w:id="83" w:name="def-gram-schmidt"/>
     <w:p>
       <w:pPr>
         <w:pStyle w:val="BodyText"/>
@@ -46932,8 +47432,8 @@
         <w:t xml:space="preserve">of them if it never stops.</w:t>
       </w:r>
     </w:p>
-    <w:bookmarkEnd w:id="82"/>
-    <w:bookmarkStart w:id="83" w:name="exm-gram-schmidt"/>
+    <w:bookmarkEnd w:id="83"/>
+    <w:bookmarkStart w:id="84" w:name="exm-gram-schmidt"/>
     <w:p>
       <w:pPr>
         <w:pStyle w:val="BodyText"/>
@@ -48412,8 +48912,8 @@
         </m:oMath>
       </m:oMathPara>
     </w:p>
-    <w:bookmarkEnd w:id="83"/>
-    <w:bookmarkStart w:id="84" w:name="exm-gram-schmidt-stops"/>
+    <w:bookmarkEnd w:id="84"/>
+    <w:bookmarkStart w:id="85" w:name="exm-gram-schmidt-stops"/>
     <w:p>
       <w:pPr>
         <w:pStyle w:val="FirstParagraph"/>
@@ -49134,8 +49634,8 @@
         <w:t xml:space="preserve">.</w:t>
       </w:r>
     </w:p>
-    <w:bookmarkEnd w:id="84"/>
-    <w:bookmarkStart w:id="85" w:name="thm-gram-schmidt"/>
+    <w:bookmarkEnd w:id="85"/>
+    <w:bookmarkStart w:id="86" w:name="thm-gram-schmidt"/>
     <w:p>
       <w:pPr>
         <w:pStyle w:val="BodyText"/>
@@ -50056,7 +50556,7 @@
         <w:t xml:space="preserve">).</w:t>
       </w:r>
     </w:p>
-    <w:bookmarkEnd w:id="85"/>
+    <w:bookmarkEnd w:id="86"/>
     <w:p>
       <w:pPr>
         <w:pStyle w:val="FirstParagraph"/>
@@ -50085,7 +50585,7 @@
         </w:rPr>
         <w:t xml:space="preserve"> </w:t>
       </w:r>
-      <w:hyperlink r:id="rId86">
+      <w:hyperlink r:id="rId87">
         <w:r>
           <w:rPr>
             <w:rStyle w:val="Hyperlink"/>
@@ -50206,7 +50706,7 @@
       <w:r>
         <w:t xml:space="preserve">(</w:t>
       </w:r>
-      <w:hyperlink r:id="rId87">
+      <w:hyperlink r:id="rId88">
         <w:r>
           <w:rPr>
             <w:rStyle w:val="Hyperlink"/>
@@ -54259,7 +54759,7 @@
       <w:r>
         <w:t xml:space="preserve">A span is a subspace (</w:t>
       </w:r>
-      <w:hyperlink r:id="rId88">
+      <w:hyperlink r:id="rId89">
         <w:r>
           <w:rPr>
             <w:rStyle w:val="Hyperlink"/>
@@ -54500,7 +55000,7 @@
       <w:r>
         <w:t xml:space="preserve"> </w:t>
       </w:r>
-      <w:hyperlink r:id="rId89">
+      <w:hyperlink r:id="rId90">
         <w:r>
           <w:rPr>
             <w:rStyle w:val="Hyperlink"/>
@@ -55024,7 +55524,7 @@
         <w:t xml:space="preserve">so they are an orthonormal basis of it.</w:t>
       </w:r>
     </w:p>
-    <w:bookmarkStart w:id="90" w:name="exm-thm-gram-schmidt"/>
+    <w:bookmarkStart w:id="91" w:name="exm-thm-gram-schmidt"/>
     <w:p>
       <w:pPr>
         <w:pStyle w:val="BodyText"/>
@@ -56565,7 +57065,7 @@
       <w:r>
         <w:t xml:space="preserve">(</w:t>
       </w:r>
-      <w:hyperlink r:id="rId74">
+      <w:hyperlink r:id="rId75">
         <w:r>
           <w:rPr>
             <w:rStyle w:val="Hyperlink"/>
@@ -56609,7 +57109,7 @@
       <w:r>
         <w:t xml:space="preserve">(</w:t>
       </w:r>
-      <w:hyperlink r:id="rId75">
+      <w:hyperlink r:id="rId76">
         <w:r>
           <w:rPr>
             <w:rStyle w:val="Hyperlink"/>
@@ -56623,7 +57123,7 @@
       <w:r>
         <w:t xml:space="preserve"> </w:t>
       </w:r>
-      <w:hyperlink r:id="rId73">
+      <w:hyperlink r:id="rId74">
         <w:r>
           <w:rPr>
             <w:rStyle w:val="Hyperlink"/>
@@ -56951,8 +57451,8 @@
         </m:oMath>
       </m:oMathPara>
     </w:p>
-    <w:bookmarkEnd w:id="90"/>
-    <w:bookmarkStart w:id="91" w:name="cor-orthonormal-basis-exists"/>
+    <w:bookmarkEnd w:id="91"/>
+    <w:bookmarkStart w:id="92" w:name="cor-orthonormal-basis-exists"/>
     <w:p>
       <w:pPr>
         <w:pStyle w:val="FirstParagraph"/>
@@ -56962,7 +57462,7 @@
           <w:b/>
           <w:bCs/>
         </w:rPr>
-        <w:t xml:space="preserve">Corollary 3 (Every subspace has an orthonormal basis)</w:t>
+        <w:t xml:space="preserve">Corollary 4 (Every subspace has an orthonormal basis)</w:t>
       </w:r>
       <w:r>
         <w:t xml:space="preserve"> </w:t>
@@ -57090,7 +57590,7 @@
         <w:t xml:space="preserve">has an orthonormal basis.</w:t>
       </w:r>
     </w:p>
-    <w:bookmarkEnd w:id="91"/>
+    <w:bookmarkEnd w:id="92"/>
     <w:p>
       <w:pPr>
         <w:pStyle w:val="BodyText"/>
@@ -57367,7 +57867,7 @@
       <w:r>
         <w:t xml:space="preserve">(</w:t>
       </w:r>
-      <w:hyperlink r:id="rId92">
+      <w:hyperlink r:id="rId93">
         <w:r>
           <w:rPr>
             <w:rStyle w:val="Hyperlink"/>
@@ -57523,7 +58023,7 @@
       <w:r>
         <w:t xml:space="preserve"> </w:t>
       </w:r>
-      <w:hyperlink r:id="rId86">
+      <w:hyperlink r:id="rId87">
         <w:r>
           <w:rPr>
             <w:rStyle w:val="Hyperlink"/>
@@ -58252,7 +58752,7 @@
         <w:t xml:space="preserve">So the orthonormal basis contains the starting list.</w:t>
       </w:r>
     </w:p>
-    <w:bookmarkStart w:id="94" w:name="exm-orthonormal-basis-exists"/>
+    <w:bookmarkStart w:id="95" w:name="exm-orthonormal-basis-exists"/>
     <w:p>
       <w:pPr>
         <w:pStyle w:val="BodyText"/>
@@ -58430,7 +58930,7 @@
       <w:r>
         <w:t xml:space="preserve"> </w:t>
       </w:r>
-      <w:hyperlink r:id="rId93">
+      <w:hyperlink r:id="rId94">
         <w:r>
           <w:rPr>
             <w:rStyle w:val="Hyperlink"/>
@@ -58961,7 +59461,7 @@
       <w:r>
         <w:t xml:space="preserve">are linearly independent (</w:t>
       </w:r>
-      <w:hyperlink r:id="rId89">
+      <w:hyperlink r:id="rId90">
         <w:r>
           <w:rPr>
             <w:rStyle w:val="Hyperlink"/>
@@ -59025,7 +59525,7 @@
       <w:r>
         <w:t xml:space="preserve">(</w:t>
       </w:r>
-      <w:hyperlink r:id="rId74">
+      <w:hyperlink r:id="rId75">
         <w:r>
           <w:rPr>
             <w:rStyle w:val="Hyperlink"/>
@@ -59069,7 +59569,7 @@
       <w:r>
         <w:t xml:space="preserve">(</w:t>
       </w:r>
-      <w:hyperlink r:id="rId75">
+      <w:hyperlink r:id="rId76">
         <w:r>
           <w:rPr>
             <w:rStyle w:val="Hyperlink"/>
@@ -59083,7 +59583,7 @@
       <w:r>
         <w:t xml:space="preserve"> </w:t>
       </w:r>
-      <w:hyperlink r:id="rId73">
+      <w:hyperlink r:id="rId74">
         <w:r>
           <w:rPr>
             <w:rStyle w:val="Hyperlink"/>
@@ -60006,9 +60506,9 @@
         <w:t xml:space="preserve">, in a different order.</w:t>
       </w:r>
     </w:p>
-    <w:bookmarkEnd w:id="94"/>
     <w:bookmarkEnd w:id="95"/>
-    <w:bookmarkStart w:id="111" w:name="outer-product"/>
+    <w:bookmarkEnd w:id="96"/>
+    <w:bookmarkStart w:id="112" w:name="outer-product"/>
     <w:p>
       <w:pPr>
         <w:pStyle w:val="Heading2"/>
@@ -60017,7 +60517,7 @@
         <w:t xml:space="preserve">4 Outer product</w:t>
       </w:r>
     </w:p>
-    <w:bookmarkStart w:id="97" w:name="def-outer-product"/>
+    <w:bookmarkStart w:id="98" w:name="def-outer-product"/>
     <w:p>
       <w:pPr>
         <w:pStyle w:val="FirstParagraph"/>
@@ -60144,7 +60644,7 @@
       <w:r>
         <w:t xml:space="preserve">matrix product (</w:t>
       </w:r>
-      <w:hyperlink r:id="rId96">
+      <w:hyperlink r:id="rId97">
         <w:r>
           <w:rPr>
             <w:rStyle w:val="Hyperlink"/>
@@ -60434,8 +60934,8 @@
         </m:oMath>
       </m:oMathPara>
     </w:p>
-    <w:bookmarkEnd w:id="97"/>
-    <w:bookmarkStart w:id="98" w:name="exm-outer-product"/>
+    <w:bookmarkEnd w:id="98"/>
+    <w:bookmarkStart w:id="99" w:name="exm-outer-product"/>
     <w:p>
       <w:pPr>
         <w:pStyle w:val="FirstParagraph"/>
@@ -61018,8 +61518,8 @@
         </m:oMath>
       </m:oMathPara>
     </w:p>
-    <w:bookmarkEnd w:id="98"/>
-    <w:bookmarkStart w:id="100" w:name="rem-outer-vs-dot-product"/>
+    <w:bookmarkEnd w:id="99"/>
+    <w:bookmarkStart w:id="101" w:name="rem-outer-vs-dot-product"/>
     <w:p>
       <w:pPr>
         <w:pStyle w:val="FirstParagraph"/>
@@ -61080,7 +61580,7 @@
       <w:r>
         <w:t xml:space="preserve">(</w:t>
       </w:r>
-      <w:hyperlink r:id="rId99">
+      <w:hyperlink r:id="rId100">
         <w:r>
           <w:rPr>
             <w:rStyle w:val="Hyperlink"/>
@@ -61743,8 +62243,8 @@
         </m:oMath>
       </m:oMathPara>
     </w:p>
-    <w:bookmarkEnd w:id="100"/>
-    <w:bookmarkStart w:id="102" w:name="thm-outer-product-rank"/>
+    <w:bookmarkEnd w:id="101"/>
+    <w:bookmarkStart w:id="103" w:name="thm-outer-product-rank"/>
     <w:p>
       <w:pPr>
         <w:pStyle w:val="FirstParagraph"/>
@@ -61908,7 +62408,7 @@
       <w:r>
         <w:t xml:space="preserve">(</w:t>
       </w:r>
-      <w:hyperlink r:id="rId101">
+      <w:hyperlink r:id="rId102">
         <w:r>
           <w:rPr>
             <w:rStyle w:val="Hyperlink"/>
@@ -61920,7 +62420,7 @@
         <w:t xml:space="preserve">).</w:t>
       </w:r>
     </w:p>
-    <w:bookmarkEnd w:id="102"/>
+    <w:bookmarkEnd w:id="103"/>
     <w:p>
       <w:pPr>
         <w:pStyle w:val="BodyText"/>
@@ -63193,7 +63693,7 @@
         <w:t xml:space="preserve">The largest linearly independent set of columns therefore has one column.</w:t>
       </w:r>
     </w:p>
-    <w:bookmarkStart w:id="103" w:name="exm-outer-product-rank"/>
+    <w:bookmarkStart w:id="104" w:name="exm-outer-product-rank"/>
     <w:p>
       <w:pPr>
         <w:pStyle w:val="BodyText"/>
@@ -63542,9 +64042,9 @@
         <w:t xml:space="preserve">.</w:t>
       </w:r>
     </w:p>
-    <w:bookmarkEnd w:id="103"/>
-    <w:bookmarkStart w:id="110" w:name="refs"/>
-    <w:bookmarkStart w:id="105" w:name="ref-axler2024linear"/>
+    <w:bookmarkEnd w:id="104"/>
+    <w:bookmarkStart w:id="111" w:name="refs"/>
+    <w:bookmarkStart w:id="106" w:name="ref-axler2024linear"/>
     <w:p>
       <w:pPr>
         <w:pStyle w:val="Bibliography"/>
@@ -63568,7 +64068,7 @@
       <w:r>
         <w:t xml:space="preserve"> </w:t>
       </w:r>
-      <w:hyperlink r:id="rId104">
+      <w:hyperlink r:id="rId105">
         <w:r>
           <w:rPr>
             <w:rStyle w:val="Hyperlink"/>
@@ -63580,8 +64080,8 @@
         <w:t xml:space="preserve">.</w:t>
       </w:r>
     </w:p>
-    <w:bookmarkEnd w:id="105"/>
-    <w:bookmarkStart w:id="107" w:name="ref-banerjee2014linear"/>
+    <w:bookmarkEnd w:id="106"/>
+    <w:bookmarkStart w:id="108" w:name="ref-banerjee2014linear"/>
     <w:p>
       <w:pPr>
         <w:pStyle w:val="Bibliography"/>
@@ -63605,7 +64105,7 @@
       <w:r>
         <w:t xml:space="preserve"> </w:t>
       </w:r>
-      <w:hyperlink r:id="rId106">
+      <w:hyperlink r:id="rId107">
         <w:r>
           <w:rPr>
             <w:rStyle w:val="Hyperlink"/>
@@ -63617,8 +64117,8 @@
         <w:t xml:space="preserve">.</w:t>
       </w:r>
     </w:p>
-    <w:bookmarkEnd w:id="107"/>
-    <w:bookmarkStart w:id="109" w:name="ref-zhou2024vector"/>
+    <w:bookmarkEnd w:id="108"/>
+    <w:bookmarkStart w:id="110" w:name="ref-zhou2024vector"/>
     <w:p>
       <w:pPr>
         <w:pStyle w:val="Bibliography"/>
@@ -63642,7 +64142,7 @@
       <w:r>
         <w:t xml:space="preserve"> </w:t>
       </w:r>
-      <w:hyperlink r:id="rId108">
+      <w:hyperlink r:id="rId109">
         <w:r>
           <w:rPr>
             <w:rStyle w:val="Hyperlink"/>
@@ -63654,9 +64154,9 @@
         <w:t xml:space="preserve">.</w:t>
       </w:r>
     </w:p>
-    <w:bookmarkEnd w:id="109"/>
     <w:bookmarkEnd w:id="110"/>
     <w:bookmarkEnd w:id="111"/>
+    <w:bookmarkEnd w:id="112"/>
     <w:sectPr>
       <w:footnotePr>
         <w:numRestart w:val="eachSect"/>

--- a/pr-preview/pr-309/linear-algebra-inner-products.docx
+++ b/pr-preview/pr-309/linear-algebra-inner-products.docx
@@ -15,7 +15,7 @@
         <w:pStyle w:val="Date"/>
       </w:pPr>
       <w:r>
-        <w:t xml:space="preserve">Last modified: 2026-10-15 05:32:53 (PDT)</w:t>
+        <w:t xml:space="preserve">Last modified: 2026-10-15 07:34:52 (PDT)</w:t>
       </w:r>
     </w:p>
     <w:bookmarkStart w:id="24" w:name="sec-inner-products"/>
